--- a/(e)CRF/Per visite/V4 - Opvolgvisite/Toestel-registratie (UDI)/33_Vervanging voetorthese of sensor.docx
+++ b/(e)CRF/Per visite/V4 - Opvolgvisite/Toestel-registratie (UDI)/33_Vervanging voetorthese of sensor.docx
@@ -423,6 +423,118 @@
           <w:szCs w:val="24"/>
         </w:rPr>
         <w:t>2. Vervanging steunzolen</w:t>
+      </w:r>
+    </w:p>
+    <w:p>
+      <w:pPr>
+        <w:pStyle w:val="Lijstalinea"/>
+        <w:spacing w:after="0" w:line="360" w:lineRule="auto"/>
+        <w:jc w:val="center"/>
+        <w:rPr>
+          <w:b/>
+          <w:bCs/>
+          <w:color w:val="123A5F"/>
+          <w:sz w:val="28"/>
+          <w:szCs w:val="28"/>
+          <w:lang w:val="nl-BE"/>
+        </w:rPr>
+      </w:pPr>
+      <w:r>
+        <w:rPr>
+          <w:b w:val="0"/>
+          <w:bCs/>
+          <w:color w:val="123A5F"/>
+          <w:sz w:val="28"/>
+          <w:szCs w:val="28"/>
+          <w:lang w:val="nl-NL"/>
+        </w:rPr>
+        <w:t>Welk paar is bij dit bezoek onderhouden?   ☐ Paar 1    ☐ Paar 2    ☐ Beide</w:t>
+      </w:r>
+      <w:r>
+        <w:rPr>
+          <w:b/>
+          <w:bCs/>
+          <w:color w:val="123A5F"/>
+          <w:sz w:val="28"/>
+          <w:szCs w:val="28"/>
+          <w:lang w:val="nl-NL"/>
+        </w:rPr>
+      </w:r>
+      <w:r>
+        <w:rPr>
+          <w:b/>
+          <w:bCs/>
+          <w:color w:val="123A5F"/>
+          <w:sz w:val="28"/>
+          <w:szCs w:val="28"/>
+          <w:lang w:val="nl-NL"/>
+        </w:rPr>
+      </w:r>
+      <w:r>
+        <w:rPr>
+          <w:b/>
+          <w:bCs/>
+          <w:color w:val="123A5F"/>
+          <w:sz w:val="28"/>
+          <w:szCs w:val="28"/>
+          <w:lang w:val="nl-BE"/>
+        </w:rPr>
+      </w:r>
+    </w:p>
+    <w:p>
+      <w:pPr>
+        <w:pStyle w:val="Lijstalinea"/>
+        <w:spacing w:after="0" w:line="360" w:lineRule="auto"/>
+        <w:jc w:val="center"/>
+        <w:rPr>
+          <w:b/>
+          <w:bCs/>
+          <w:color w:val="123A5F"/>
+          <w:sz w:val="28"/>
+          <w:szCs w:val="28"/>
+          <w:lang w:val="nl-BE"/>
+        </w:rPr>
+      </w:pPr>
+      <w:r>
+        <w:rPr>
+          <w:b w:val="0"/>
+          <w:bCs/>
+          <w:color w:val="123A5F"/>
+          <w:sz w:val="28"/>
+          <w:szCs w:val="28"/>
+          <w:lang w:val="nl-NL"/>
+        </w:rPr>
+        <w:t>Vanaf maand 3 worden beide paren per kwartaal beoordeeld en om beurt onderhouden.</w:t>
+      </w:r>
+      <w:r>
+        <w:rPr>
+          <w:b/>
+          <w:bCs/>
+          <w:color w:val="123A5F"/>
+          <w:sz w:val="28"/>
+          <w:szCs w:val="28"/>
+          <w:lang w:val="nl-NL"/>
+        </w:rPr>
+      </w:r>
+      <w:r>
+        <w:rPr>
+          <w:b/>
+          <w:bCs/>
+          <w:color w:val="123A5F"/>
+          <w:sz w:val="28"/>
+          <w:szCs w:val="28"/>
+          <w:lang w:val="nl-NL"/>
+        </w:rPr>
+      </w:r>
+      <w:r>
+        <w:rPr>
+          <w:b/>
+          <w:bCs/>
+          <w:color w:val="123A5F"/>
+          <w:sz w:val="28"/>
+          <w:szCs w:val="28"/>
+          <w:lang w:val="nl-BE"/>
+        </w:rPr>
       </w:r>
     </w:p>
     <w:p>
